--- a/Health Care Solution Pipeline Document.docx
+++ b/Health Care Solution Pipeline Document.docx
@@ -1,6 +1,6 @@
 
 <file path=word/document.xml><?xml version="1.0" encoding="utf-8"?>
-<w:document xmlns:wpc="http://schemas.microsoft.com/office/word/2010/wordprocessingCanvas" xmlns:cx="http://schemas.microsoft.com/office/drawing/2014/chartex" xmlns:cx1="http://schemas.microsoft.com/office/drawing/2015/9/8/chartex" xmlns:cx2="http://schemas.microsoft.com/office/drawing/2015/10/21/chartex" xmlns:cx3="http://schemas.microsoft.com/office/drawing/2016/5/9/chartex" xmlns:cx4="http://schemas.microsoft.com/office/drawing/2016/5/10/chartex" xmlns:cx5="http://schemas.microsoft.com/office/drawing/2016/5/11/chartex" xmlns:cx6="http://schemas.microsoft.com/office/drawing/2016/5/12/chartex" xmlns:cx7="http://schemas.microsoft.com/office/drawing/2016/5/13/chartex" xmlns:cx8="http://schemas.microsoft.com/office/drawing/2016/5/14/chartex" xmlns:mc="http://schemas.openxmlformats.org/markup-compatibility/2006" xmlns:aink="http://schemas.microsoft.com/office/drawing/2016/ink" xmlns:am3d="http://schemas.microsoft.com/office/drawing/2017/model3d" xmlns:o="urn:schemas-microsoft-com:office:office" xmlns:oel="http://schemas.microsoft.com/office/2019/extlst" xmlns:r="http://schemas.openxmlformats.org/officeDocument/2006/relationships" xmlns:m="http://schemas.openxmlformats.org/officeDocument/2006/math" xmlns:v="urn:schemas-microsoft-com:vml" xmlns:wp14="http://schemas.microsoft.com/office/word/2010/wordprocessingDrawing" xmlns:wp="http://schemas.openxmlformats.org/drawingml/2006/wordprocessingDrawing" xmlns:w10="urn:schemas-microsoft-com:office:word" xmlns:w="http://schemas.openxmlformats.org/wordprocessingml/2006/main" xmlns:w14="http://schemas.microsoft.com/office/word/2010/wordml" xmlns:w15="http://schemas.microsoft.com/office/word/2012/wordml" xmlns:w16cex="http://schemas.microsoft.com/office/word/2018/wordml/cex" xmlns:w16cid="http://schemas.microsoft.com/office/word/2016/wordml/cid" xmlns:w16="http://schemas.microsoft.com/office/word/2018/wordml" xmlns:w16du="http://schemas.microsoft.com/office/word/2023/wordml/word16du" xmlns:w16sdtdh="http://schemas.microsoft.com/office/word/2020/wordml/sdtdatahash" xmlns:w16sdtfl="http://schemas.microsoft.com/office/word/2024/wordml/sdtformatlock" xmlns:w16se="http://schemas.microsoft.com/office/word/2015/wordml/symex" xmlns:wpg="http://schemas.microsoft.com/office/word/2010/wordprocessingGroup" xmlns:wpi="http://schemas.microsoft.com/office/word/2010/wordprocessingInk" xmlns:wne="http://schemas.microsoft.com/office/word/2006/wordml" xmlns:wps="http://schemas.microsoft.com/office/word/2010/wordprocessingShape" mc:Ignorable="w14 w15 w16se w16cid w16 w16cex w16sdtdh w16sdtfl w16du wp14">
+<w:document xmlns:wpc="http://schemas.microsoft.com/office/word/2010/wordprocessingCanvas" xmlns:cx="http://schemas.microsoft.com/office/drawing/2014/chartex" xmlns:cx1="http://schemas.microsoft.com/office/drawing/2015/9/8/chartex" xmlns:cx2="http://schemas.microsoft.com/office/drawing/2015/10/21/chartex" xmlns:cx3="http://schemas.microsoft.com/office/drawing/2016/5/9/chartex" xmlns:cx4="http://schemas.microsoft.com/office/drawing/2016/5/10/chartex" xmlns:cx5="http://schemas.microsoft.com/office/drawing/2016/5/11/chartex" xmlns:cx6="http://schemas.microsoft.com/office/drawing/2016/5/12/chartex" xmlns:cx7="http://schemas.microsoft.com/office/drawing/2016/5/13/chartex" xmlns:cx8="http://schemas.microsoft.com/office/drawing/2016/5/14/chartex" xmlns:mc="http://schemas.openxmlformats.org/markup-compatibility/2006" xmlns:aink="http://schemas.microsoft.com/office/drawing/2016/ink" xmlns:am3d="http://schemas.microsoft.com/office/drawing/2017/model3d" xmlns:o="urn:schemas-microsoft-com:office:office" xmlns:oel="http://schemas.microsoft.com/office/2019/extlst" xmlns:r="http://schemas.openxmlformats.org/officeDocument/2006/relationships" xmlns:m="http://schemas.openxmlformats.org/officeDocument/2006/math" xmlns:v="urn:schemas-microsoft-com:vml" xmlns:wp14="http://schemas.microsoft.com/office/word/2010/wordprocessingDrawing" xmlns:wp="http://schemas.openxmlformats.org/drawingml/2006/wordprocessingDrawing" xmlns:w10="urn:schemas-microsoft-com:office:word" xmlns:w="http://schemas.openxmlformats.org/wordprocessingml/2006/main" xmlns:w14="http://schemas.microsoft.com/office/word/2010/wordml" xmlns:w15="http://schemas.microsoft.com/office/word/2012/wordml" xmlns:w16cei="http://schemas.microsoft.com/office/word/2026/wordml/cei" xmlns:w16cex="http://schemas.microsoft.com/office/word/2018/wordml/cex" xmlns:w16cid="http://schemas.microsoft.com/office/word/2016/wordml/cid" xmlns:w16="http://schemas.microsoft.com/office/word/2018/wordml" xmlns:w16du="http://schemas.microsoft.com/office/word/2023/wordml/word16du" xmlns:w16sdtdh="http://schemas.microsoft.com/office/word/2020/wordml/sdtdatahash" xmlns:w16sdtfl="http://schemas.microsoft.com/office/word/2024/wordml/sdtformatlock" xmlns:w16se="http://schemas.microsoft.com/office/word/2015/wordml/symex" xmlns:wpg="http://schemas.microsoft.com/office/word/2010/wordprocessingGroup" xmlns:wpi="http://schemas.microsoft.com/office/word/2010/wordprocessingInk" xmlns:wne="http://schemas.microsoft.com/office/word/2006/wordml" xmlns:wps="http://schemas.microsoft.com/office/word/2010/wordprocessingShape" mc:Ignorable="w14 w15 w16se w16cid w16 w16cex w16sdtdh w16sdtfl w16du wp14">
   <w:body>
     <w:p>
       <w:pPr>
@@ -1029,7 +1029,7 @@
         <w:pStyle w:val="Heading3"/>
       </w:pPr>
       <w:r>
-        <w:t>Step-by-Step Workflow Execution Mechanics</w:t>
+        <w:t>Step-by-Step Workflow Execution</w:t>
       </w:r>
     </w:p>
     <w:p>
@@ -1091,7 +1091,13 @@
         <w:t>Trigger Type:</w:t>
       </w:r>
       <w:r>
-        <w:t xml:space="preserve"> On-Demand (or automated via Cron schedule)</w:t>
+        <w:t xml:space="preserve"> On-Demand (or automated </w:t>
+      </w:r>
+      <w:r>
+        <w:t>by</w:t>
+      </w:r>
+      <w:r>
+        <w:t xml:space="preserve"> Cron schedule)</w:t>
       </w:r>
     </w:p>
     <w:p>
@@ -1450,10 +1456,6 @@
         <w:t xml:space="preserve"> notifications. Fires </w:t>
       </w:r>
       <w:r>
-        <w:rPr>
-          <w:b/>
-          <w:bCs/>
-        </w:rPr>
         <w:t>only</w:t>
       </w:r>
       <w:r>
@@ -1679,14 +1681,12 @@
               <m:sub/>
               <m:sup/>
               <m:e>
-                <w:proofErr w:type="spellStart"/>
                 <m:r>
                   <m:rPr>
                     <m:nor/>
                   </m:rPr>
                   <m:t>Total_Nurse_Hours</m:t>
                 </m:r>
-                <w:proofErr w:type="spellEnd"/>
               </m:e>
             </m:nary>
           </m:num>
@@ -1706,14 +1706,12 @@
               <m:sub/>
               <m:sup/>
               <m:e>
-                <w:proofErr w:type="spellStart"/>
                 <m:r>
                   <m:rPr>
                     <m:nor/>
                   </m:rPr>
                   <m:t>MDScensus</m:t>
                 </m:r>
-                <w:proofErr w:type="spellEnd"/>
               </m:e>
             </m:nary>
           </m:den>
@@ -1776,14 +1774,12 @@
                   <m:sub/>
                   <m:sup/>
                   <m:e>
-                    <w:proofErr w:type="spellStart"/>
                     <m:r>
                       <m:rPr>
                         <m:nor/>
                       </m:rPr>
                       <m:t>Total_Contract_Hours</m:t>
                     </m:r>
-                    <w:proofErr w:type="spellEnd"/>
                   </m:e>
                 </m:nary>
               </m:num>
@@ -1803,14 +1799,12 @@
                   <m:sub/>
                   <m:sup/>
                   <m:e>
-                    <w:proofErr w:type="spellStart"/>
                     <m:r>
                       <m:rPr>
                         <m:nor/>
                       </m:rPr>
                       <m:t>Total_Nurse_Hours</m:t>
                     </m:r>
-                    <w:proofErr w:type="spellEnd"/>
                   </m:e>
                 </m:nary>
               </m:den>
@@ -1893,8 +1887,8 @@
         <w:tblLook w:val="04A0" w:firstRow="1" w:lastRow="0" w:firstColumn="1" w:lastColumn="0" w:noHBand="0" w:noVBand="1"/>
       </w:tblPr>
       <w:tblGrid>
-        <w:gridCol w:w="2688"/>
-        <w:gridCol w:w="6656"/>
+        <w:gridCol w:w="2394"/>
+        <w:gridCol w:w="6950"/>
       </w:tblGrid>
       <w:tr>
         <w:trPr>
@@ -2202,6 +2196,17 @@
             <w:r>
               <w:t>(...) with S3 path options keeps S3 storage and Glue Catalog schemas 100% synchronized.</w:t>
             </w:r>
+            <w:r>
+              <w:t xml:space="preserve"> (Used in the </w:t>
+            </w:r>
+            <w:proofErr w:type="spellStart"/>
+            <w:r>
+              <w:t>healthcare_silver_to_gold</w:t>
+            </w:r>
+            <w:proofErr w:type="spellEnd"/>
+            <w:r>
+              <w:t>, so another crawler would not be required to make the gold tables available to Athena.)</w:t>
+            </w:r>
           </w:p>
         </w:tc>
       </w:tr>
@@ -2287,7 +2292,7 @@
 </file>
 
 <file path=word/numbering.xml><?xml version="1.0" encoding="utf-8"?>
-<w:numbering xmlns:wpc="http://schemas.microsoft.com/office/word/2010/wordprocessingCanvas" xmlns:cx="http://schemas.microsoft.com/office/drawing/2014/chartex" xmlns:cx1="http://schemas.microsoft.com/office/drawing/2015/9/8/chartex" xmlns:cx2="http://schemas.microsoft.com/office/drawing/2015/10/21/chartex" xmlns:cx3="http://schemas.microsoft.com/office/drawing/2016/5/9/chartex" xmlns:cx4="http://schemas.microsoft.com/office/drawing/2016/5/10/chartex" xmlns:cx5="http://schemas.microsoft.com/office/drawing/2016/5/11/chartex" xmlns:cx6="http://schemas.microsoft.com/office/drawing/2016/5/12/chartex" xmlns:cx7="http://schemas.microsoft.com/office/drawing/2016/5/13/chartex" xmlns:cx8="http://schemas.microsoft.com/office/drawing/2016/5/14/chartex" xmlns:mc="http://schemas.openxmlformats.org/markup-compatibility/2006" xmlns:aink="http://schemas.microsoft.com/office/drawing/2016/ink" xmlns:am3d="http://schemas.microsoft.com/office/drawing/2017/model3d" xmlns:o="urn:schemas-microsoft-com:office:office" xmlns:oel="http://schemas.microsoft.com/office/2019/extlst" xmlns:r="http://schemas.openxmlformats.org/officeDocument/2006/relationships" xmlns:m="http://schemas.openxmlformats.org/officeDocument/2006/math" xmlns:v="urn:schemas-microsoft-com:vml" xmlns:wp14="http://schemas.microsoft.com/office/word/2010/wordprocessingDrawing" xmlns:wp="http://schemas.openxmlformats.org/drawingml/2006/wordprocessingDrawing" xmlns:w10="urn:schemas-microsoft-com:office:word" xmlns:w="http://schemas.openxmlformats.org/wordprocessingml/2006/main" xmlns:w14="http://schemas.microsoft.com/office/word/2010/wordml" xmlns:w15="http://schemas.microsoft.com/office/word/2012/wordml" xmlns:w16cex="http://schemas.microsoft.com/office/word/2018/wordml/cex" xmlns:w16cid="http://schemas.microsoft.com/office/word/2016/wordml/cid" xmlns:w16="http://schemas.microsoft.com/office/word/2018/wordml" xmlns:w16du="http://schemas.microsoft.com/office/word/2023/wordml/word16du" xmlns:w16sdtdh="http://schemas.microsoft.com/office/word/2020/wordml/sdtdatahash" xmlns:w16sdtfl="http://schemas.microsoft.com/office/word/2024/wordml/sdtformatlock" xmlns:w16se="http://schemas.microsoft.com/office/word/2015/wordml/symex" xmlns:wpg="http://schemas.microsoft.com/office/word/2010/wordprocessingGroup" xmlns:wpi="http://schemas.microsoft.com/office/word/2010/wordprocessingInk" xmlns:wne="http://schemas.microsoft.com/office/word/2006/wordml" xmlns:wps="http://schemas.microsoft.com/office/word/2010/wordprocessingShape" mc:Ignorable="w14 w15 w16se w16cid w16 w16cex w16sdtdh w16sdtfl w16du wp14">
+<w:numbering xmlns:wpc="http://schemas.microsoft.com/office/word/2010/wordprocessingCanvas" xmlns:cx="http://schemas.microsoft.com/office/drawing/2014/chartex" xmlns:cx1="http://schemas.microsoft.com/office/drawing/2015/9/8/chartex" xmlns:cx2="http://schemas.microsoft.com/office/drawing/2015/10/21/chartex" xmlns:cx3="http://schemas.microsoft.com/office/drawing/2016/5/9/chartex" xmlns:cx4="http://schemas.microsoft.com/office/drawing/2016/5/10/chartex" xmlns:cx5="http://schemas.microsoft.com/office/drawing/2016/5/11/chartex" xmlns:cx6="http://schemas.microsoft.com/office/drawing/2016/5/12/chartex" xmlns:cx7="http://schemas.microsoft.com/office/drawing/2016/5/13/chartex" xmlns:cx8="http://schemas.microsoft.com/office/drawing/2016/5/14/chartex" xmlns:mc="http://schemas.openxmlformats.org/markup-compatibility/2006" xmlns:aink="http://schemas.microsoft.com/office/drawing/2016/ink" xmlns:am3d="http://schemas.microsoft.com/office/drawing/2017/model3d" xmlns:o="urn:schemas-microsoft-com:office:office" xmlns:oel="http://schemas.microsoft.com/office/2019/extlst" xmlns:r="http://schemas.openxmlformats.org/officeDocument/2006/relationships" xmlns:m="http://schemas.openxmlformats.org/officeDocument/2006/math" xmlns:v="urn:schemas-microsoft-com:vml" xmlns:wp14="http://schemas.microsoft.com/office/word/2010/wordprocessingDrawing" xmlns:wp="http://schemas.openxmlformats.org/drawingml/2006/wordprocessingDrawing" xmlns:w10="urn:schemas-microsoft-com:office:word" xmlns:w="http://schemas.openxmlformats.org/wordprocessingml/2006/main" xmlns:w14="http://schemas.microsoft.com/office/word/2010/wordml" xmlns:w15="http://schemas.microsoft.com/office/word/2012/wordml" xmlns:w16cei="http://schemas.microsoft.com/office/word/2026/wordml/cei" xmlns:w16cex="http://schemas.microsoft.com/office/word/2018/wordml/cex" xmlns:w16cid="http://schemas.microsoft.com/office/word/2016/wordml/cid" xmlns:w16="http://schemas.microsoft.com/office/word/2018/wordml" xmlns:w16du="http://schemas.microsoft.com/office/word/2023/wordml/word16du" xmlns:w16sdtdh="http://schemas.microsoft.com/office/word/2020/wordml/sdtdatahash" xmlns:w16sdtfl="http://schemas.microsoft.com/office/word/2024/wordml/sdtformatlock" xmlns:w16se="http://schemas.microsoft.com/office/word/2015/wordml/symex" xmlns:wpg="http://schemas.microsoft.com/office/word/2010/wordprocessingGroup" xmlns:wpi="http://schemas.microsoft.com/office/word/2010/wordprocessingInk" xmlns:wne="http://schemas.microsoft.com/office/word/2006/wordml" xmlns:wps="http://schemas.microsoft.com/office/word/2010/wordprocessingShape" mc:Ignorable="w14 w15 w16se w16cid w16 w16cex w16sdtdh w16sdtfl w16du wp14">
   <w:abstractNum w:abstractNumId="0" w15:restartNumberingAfterBreak="0">
     <w:nsid w:val="0BB83DE1"/>
     <w:multiLevelType w:val="multilevel"/>
@@ -3614,6 +3619,7 @@
   <w:style w:type="character" w:default="1" w:styleId="DefaultParagraphFont">
     <w:name w:val="Default Paragraph Font"/>
     <w:uiPriority w:val="1"/>
+    <w:semiHidden/>
     <w:unhideWhenUsed/>
   </w:style>
   <w:style w:type="table" w:default="1" w:styleId="TableNormal">

--- a/Health Care Solution Pipeline Document.docx
+++ b/Health Care Solution Pipeline Document.docx
@@ -2281,6 +2281,197 @@
       </w:tr>
     </w:tbl>
     <w:p/>
+    <w:p>
+      <w:pPr>
+        <w:numPr>
+          <w:ilvl w:val="0"/>
+          <w:numId w:val="6"/>
+        </w:numPr>
+        <w:spacing w:after="0"/>
+      </w:pPr>
+      <w:r>
+        <w:t>What is the relationship between nurse staffing levels and hospital occupancy rates?</w:t>
+      </w:r>
+    </w:p>
+    <w:p>
+      <w:pPr>
+        <w:numPr>
+          <w:ilvl w:val="1"/>
+          <w:numId w:val="6"/>
+        </w:numPr>
+        <w:spacing w:after="0"/>
+      </w:pPr>
+      <w:r>
+        <w:t xml:space="preserve">Total nursing hours increase as beds utilization </w:t>
+      </w:r>
+      <w:proofErr w:type="gramStart"/>
+      <w:r>
+        <w:t>rises  to</w:t>
+      </w:r>
+      <w:proofErr w:type="gramEnd"/>
+      <w:r>
+        <w:t xml:space="preserve"> 85% - 100%, nursing hours go up, but the care density </w:t>
+      </w:r>
+      <w:proofErr w:type="gramStart"/>
+      <w:r>
+        <w:t xml:space="preserve">per  </w:t>
+      </w:r>
+      <w:proofErr w:type="spellStart"/>
+      <w:r>
+        <w:t>per</w:t>
+      </w:r>
+      <w:proofErr w:type="spellEnd"/>
+      <w:proofErr w:type="gramEnd"/>
+      <w:r>
+        <w:t xml:space="preserve"> patient decreases or plateaus unless temporary nurses are brought in Workload compression occurs where nursing hours do not scale with the rapid bed turnover. Facilities with high occupancy rates rely heavily on contract/agency nurses to soften the workload spikes and maintain minimal regulatory HPRD thresholds.</w:t>
+      </w:r>
+    </w:p>
+    <w:p>
+      <w:pPr>
+        <w:numPr>
+          <w:ilvl w:val="0"/>
+          <w:numId w:val="6"/>
+        </w:numPr>
+        <w:spacing w:after="0" w:line="276" w:lineRule="auto"/>
+      </w:pPr>
+      <w:r>
+        <w:t>Which hospitals have the highest overtime hours for nurses?</w:t>
+      </w:r>
+    </w:p>
+    <w:p>
+      <w:pPr>
+        <w:numPr>
+          <w:ilvl w:val="1"/>
+          <w:numId w:val="6"/>
+        </w:numPr>
+        <w:spacing w:after="0" w:line="276" w:lineRule="auto"/>
+      </w:pPr>
+      <w:r>
+        <w:t xml:space="preserve">Top performing facilities using the most overtime hours, those with high nursing RNs (Registered Nurses) turnover rate, that are primarily large for-profit facilities located in high density areas experiencing staff retention issues. </w:t>
+      </w:r>
+    </w:p>
+    <w:p>
+      <w:pPr>
+        <w:numPr>
+          <w:ilvl w:val="0"/>
+          <w:numId w:val="6"/>
+        </w:numPr>
+        <w:spacing w:after="0" w:line="276" w:lineRule="auto"/>
+      </w:pPr>
+      <w:r>
+        <w:t>What are the average staffing levels by state and hospital type?</w:t>
+      </w:r>
+    </w:p>
+    <w:p>
+      <w:pPr>
+        <w:numPr>
+          <w:ilvl w:val="1"/>
+          <w:numId w:val="6"/>
+        </w:numPr>
+        <w:spacing w:after="0" w:line="276" w:lineRule="auto"/>
+      </w:pPr>
+      <w:r>
+        <w:t xml:space="preserve">Nursing staffing levels vary significantly across state and facility ownership structures. Non-profit and government owned facilities, have the highest average of nursing. For-profit facilities have a lower </w:t>
+      </w:r>
+      <w:r>
+        <w:lastRenderedPageBreak/>
+        <w:t>portion of HPRD and a higher portion of CNAs (Certified Nursing Assistants) and contractor nurses.</w:t>
+      </w:r>
+    </w:p>
+    <w:p>
+      <w:pPr>
+        <w:numPr>
+          <w:ilvl w:val="1"/>
+          <w:numId w:val="6"/>
+        </w:numPr>
+        <w:spacing w:after="0" w:line="276" w:lineRule="auto"/>
+      </w:pPr>
+      <w:r>
+        <w:t xml:space="preserve">States with explicit legislative staffing minimums maintain higher baseline with lower variance. States without mandatory </w:t>
+      </w:r>
+      <w:proofErr w:type="gramStart"/>
+      <w:r>
+        <w:t>minimums,</w:t>
+      </w:r>
+      <w:proofErr w:type="gramEnd"/>
+      <w:r>
+        <w:t xml:space="preserve"> hover close to the Federal baseline</w:t>
+      </w:r>
+      <w:r>
+        <w:t>.</w:t>
+      </w:r>
+    </w:p>
+    <w:p>
+      <w:pPr>
+        <w:numPr>
+          <w:ilvl w:val="0"/>
+          <w:numId w:val="6"/>
+        </w:numPr>
+        <w:spacing w:after="0"/>
+      </w:pPr>
+      <w:r>
+        <w:t xml:space="preserve">What trends can you identify in patient length of stay </w:t>
+      </w:r>
+      <w:proofErr w:type="gramStart"/>
+      <w:r>
+        <w:t>over time</w:t>
+      </w:r>
+      <w:proofErr w:type="gramEnd"/>
+      <w:r>
+        <w:t>?</w:t>
+      </w:r>
+    </w:p>
+    <w:p>
+      <w:pPr>
+        <w:numPr>
+          <w:ilvl w:val="1"/>
+          <w:numId w:val="6"/>
+        </w:numPr>
+        <w:spacing w:after="300" w:line="276" w:lineRule="auto"/>
+      </w:pPr>
+      <w:r>
+        <w:t>Direct claims-based Average Length of Stay (ALOS) requires Medicare Fee-For-Service claims history files</w:t>
+      </w:r>
+      <w:r>
+        <w:t xml:space="preserve">. </w:t>
+      </w:r>
+      <w:r>
+        <w:t>Analyzing daily MDS resident census (</w:t>
+      </w:r>
+      <w:proofErr w:type="spellStart"/>
+      <w:r>
+        <w:t>MDScensus</w:t>
+      </w:r>
+      <w:proofErr w:type="spellEnd"/>
+      <w:r>
+        <w:t xml:space="preserve">) across quarterly boundaries reveals seasonal census spikes in </w:t>
+      </w:r>
+      <w:r>
+        <w:t>Q1 and early Q2</w:t>
+      </w:r>
+      <w:r>
+        <w:t xml:space="preserve"> (post-winter care admissions), followed by accelerated discharge rates heading into Q3.</w:t>
+      </w:r>
+    </w:p>
+    <w:p>
+      <w:pPr>
+        <w:numPr>
+          <w:ilvl w:val="1"/>
+          <w:numId w:val="6"/>
+        </w:numPr>
+        <w:spacing w:after="300" w:line="276" w:lineRule="auto"/>
+      </w:pPr>
+      <w:r>
+        <w:t xml:space="preserve">Facilities operating with higher RN-to-patient ratios exhibit faster short-term rehabilitation census turnover (shorter effective length of stay), whereas facilities with lower </w:t>
+      </w:r>
+      <w:r>
+        <w:t xml:space="preserve">RN-to-patient ratios </w:t>
+      </w:r>
+      <w:r>
+        <w:t>experience longer resident stay durations due to slower care progression and discharge planning bottlenecking.</w:t>
+      </w:r>
+    </w:p>
+    <w:p/>
     <w:sectPr>
       <w:pgSz w:w="12240" w:h="15840"/>
       <w:pgMar w:top="1440" w:right="1440" w:bottom="1440" w:left="1440" w:header="720" w:footer="720" w:gutter="0"/>
@@ -2294,6 +2485,119 @@
 <file path=word/numbering.xml><?xml version="1.0" encoding="utf-8"?>
 <w:numbering xmlns:wpc="http://schemas.microsoft.com/office/word/2010/wordprocessingCanvas" xmlns:cx="http://schemas.microsoft.com/office/drawing/2014/chartex" xmlns:cx1="http://schemas.microsoft.com/office/drawing/2015/9/8/chartex" xmlns:cx2="http://schemas.microsoft.com/office/drawing/2015/10/21/chartex" xmlns:cx3="http://schemas.microsoft.com/office/drawing/2016/5/9/chartex" xmlns:cx4="http://schemas.microsoft.com/office/drawing/2016/5/10/chartex" xmlns:cx5="http://schemas.microsoft.com/office/drawing/2016/5/11/chartex" xmlns:cx6="http://schemas.microsoft.com/office/drawing/2016/5/12/chartex" xmlns:cx7="http://schemas.microsoft.com/office/drawing/2016/5/13/chartex" xmlns:cx8="http://schemas.microsoft.com/office/drawing/2016/5/14/chartex" xmlns:mc="http://schemas.openxmlformats.org/markup-compatibility/2006" xmlns:aink="http://schemas.microsoft.com/office/drawing/2016/ink" xmlns:am3d="http://schemas.microsoft.com/office/drawing/2017/model3d" xmlns:o="urn:schemas-microsoft-com:office:office" xmlns:oel="http://schemas.microsoft.com/office/2019/extlst" xmlns:r="http://schemas.openxmlformats.org/officeDocument/2006/relationships" xmlns:m="http://schemas.openxmlformats.org/officeDocument/2006/math" xmlns:v="urn:schemas-microsoft-com:vml" xmlns:wp14="http://schemas.microsoft.com/office/word/2010/wordprocessingDrawing" xmlns:wp="http://schemas.openxmlformats.org/drawingml/2006/wordprocessingDrawing" xmlns:w10="urn:schemas-microsoft-com:office:word" xmlns:w="http://schemas.openxmlformats.org/wordprocessingml/2006/main" xmlns:w14="http://schemas.microsoft.com/office/word/2010/wordml" xmlns:w15="http://schemas.microsoft.com/office/word/2012/wordml" xmlns:w16cei="http://schemas.microsoft.com/office/word/2026/wordml/cei" xmlns:w16cex="http://schemas.microsoft.com/office/word/2018/wordml/cex" xmlns:w16cid="http://schemas.microsoft.com/office/word/2016/wordml/cid" xmlns:w16="http://schemas.microsoft.com/office/word/2018/wordml" xmlns:w16du="http://schemas.microsoft.com/office/word/2023/wordml/word16du" xmlns:w16sdtdh="http://schemas.microsoft.com/office/word/2020/wordml/sdtdatahash" xmlns:w16sdtfl="http://schemas.microsoft.com/office/word/2024/wordml/sdtformatlock" xmlns:w16se="http://schemas.microsoft.com/office/word/2015/wordml/symex" xmlns:wpg="http://schemas.microsoft.com/office/word/2010/wordprocessingGroup" xmlns:wpi="http://schemas.microsoft.com/office/word/2010/wordprocessingInk" xmlns:wne="http://schemas.microsoft.com/office/word/2006/wordml" xmlns:wps="http://schemas.microsoft.com/office/word/2010/wordprocessingShape" mc:Ignorable="w14 w15 w16se w16cid w16 w16cex w16sdtdh w16sdtfl w16du wp14">
   <w:abstractNum w:abstractNumId="0" w15:restartNumberingAfterBreak="0">
+    <w:nsid w:val="03E046D7"/>
+    <w:multiLevelType w:val="multilevel"/>
+    <w:tmpl w:val="EC74CD76"/>
+    <w:lvl w:ilvl="0">
+      <w:start w:val="1"/>
+      <w:numFmt w:val="decimal"/>
+      <w:lvlText w:val="%1."/>
+      <w:lvlJc w:val="left"/>
+      <w:pPr>
+        <w:ind w:left="720" w:hanging="360"/>
+      </w:pPr>
+      <w:rPr>
+        <w:u w:val="none"/>
+      </w:rPr>
+    </w:lvl>
+    <w:lvl w:ilvl="1">
+      <w:start w:val="1"/>
+      <w:numFmt w:val="lowerLetter"/>
+      <w:lvlText w:val="%2."/>
+      <w:lvlJc w:val="left"/>
+      <w:pPr>
+        <w:ind w:left="1440" w:hanging="360"/>
+      </w:pPr>
+      <w:rPr>
+        <w:u w:val="none"/>
+      </w:rPr>
+    </w:lvl>
+    <w:lvl w:ilvl="2">
+      <w:start w:val="1"/>
+      <w:numFmt w:val="lowerRoman"/>
+      <w:lvlText w:val="%3."/>
+      <w:lvlJc w:val="left"/>
+      <w:pPr>
+        <w:ind w:left="2160" w:hanging="360"/>
+      </w:pPr>
+      <w:rPr>
+        <w:u w:val="none"/>
+      </w:rPr>
+    </w:lvl>
+    <w:lvl w:ilvl="3">
+      <w:start w:val="1"/>
+      <w:numFmt w:val="decimal"/>
+      <w:lvlText w:val="%4."/>
+      <w:lvlJc w:val="left"/>
+      <w:pPr>
+        <w:ind w:left="2880" w:hanging="360"/>
+      </w:pPr>
+      <w:rPr>
+        <w:u w:val="none"/>
+      </w:rPr>
+    </w:lvl>
+    <w:lvl w:ilvl="4">
+      <w:start w:val="1"/>
+      <w:numFmt w:val="lowerLetter"/>
+      <w:lvlText w:val="%5."/>
+      <w:lvlJc w:val="left"/>
+      <w:pPr>
+        <w:ind w:left="3600" w:hanging="360"/>
+      </w:pPr>
+      <w:rPr>
+        <w:u w:val="none"/>
+      </w:rPr>
+    </w:lvl>
+    <w:lvl w:ilvl="5">
+      <w:start w:val="1"/>
+      <w:numFmt w:val="lowerRoman"/>
+      <w:lvlText w:val="%6."/>
+      <w:lvlJc w:val="left"/>
+      <w:pPr>
+        <w:ind w:left="4320" w:hanging="360"/>
+      </w:pPr>
+      <w:rPr>
+        <w:u w:val="none"/>
+      </w:rPr>
+    </w:lvl>
+    <w:lvl w:ilvl="6">
+      <w:start w:val="1"/>
+      <w:numFmt w:val="decimal"/>
+      <w:lvlText w:val="%7."/>
+      <w:lvlJc w:val="left"/>
+      <w:pPr>
+        <w:ind w:left="5040" w:hanging="360"/>
+      </w:pPr>
+      <w:rPr>
+        <w:u w:val="none"/>
+      </w:rPr>
+    </w:lvl>
+    <w:lvl w:ilvl="7">
+      <w:start w:val="1"/>
+      <w:numFmt w:val="lowerLetter"/>
+      <w:lvlText w:val="%8."/>
+      <w:lvlJc w:val="left"/>
+      <w:pPr>
+        <w:ind w:left="5760" w:hanging="360"/>
+      </w:pPr>
+      <w:rPr>
+        <w:u w:val="none"/>
+      </w:rPr>
+    </w:lvl>
+    <w:lvl w:ilvl="8">
+      <w:start w:val="1"/>
+      <w:numFmt w:val="lowerRoman"/>
+      <w:lvlText w:val="%9."/>
+      <w:lvlJc w:val="left"/>
+      <w:pPr>
+        <w:ind w:left="6480" w:hanging="360"/>
+      </w:pPr>
+      <w:rPr>
+        <w:u w:val="none"/>
+      </w:rPr>
+    </w:lvl>
+  </w:abstractNum>
+  <w:abstractNum w:abstractNumId="1" w15:restartNumberingAfterBreak="0">
     <w:nsid w:val="0BB83DE1"/>
     <w:multiLevelType w:val="multilevel"/>
     <w:tmpl w:val="5A920350"/>
@@ -2442,7 +2746,7 @@
       </w:rPr>
     </w:lvl>
   </w:abstractNum>
-  <w:abstractNum w:abstractNumId="1" w15:restartNumberingAfterBreak="0">
+  <w:abstractNum w:abstractNumId="2" w15:restartNumberingAfterBreak="0">
     <w:nsid w:val="116D422D"/>
     <w:multiLevelType w:val="multilevel"/>
     <w:tmpl w:val="13365C5C"/>
@@ -2559,7 +2863,7 @@
       </w:pPr>
     </w:lvl>
   </w:abstractNum>
-  <w:abstractNum w:abstractNumId="2" w15:restartNumberingAfterBreak="0">
+  <w:abstractNum w:abstractNumId="3" w15:restartNumberingAfterBreak="0">
     <w:nsid w:val="2A900D41"/>
     <w:multiLevelType w:val="multilevel"/>
     <w:tmpl w:val="5AA4995E"/>
@@ -2704,7 +3008,7 @@
       </w:rPr>
     </w:lvl>
   </w:abstractNum>
-  <w:abstractNum w:abstractNumId="3" w15:restartNumberingAfterBreak="0">
+  <w:abstractNum w:abstractNumId="4" w15:restartNumberingAfterBreak="0">
     <w:nsid w:val="73E575D4"/>
     <w:multiLevelType w:val="multilevel"/>
     <w:tmpl w:val="3D543AB0"/>
@@ -2853,7 +3157,7 @@
       </w:rPr>
     </w:lvl>
   </w:abstractNum>
-  <w:abstractNum w:abstractNumId="4" w15:restartNumberingAfterBreak="0">
+  <w:abstractNum w:abstractNumId="5" w15:restartNumberingAfterBreak="0">
     <w:nsid w:val="74FD5951"/>
     <w:multiLevelType w:val="multilevel"/>
     <w:tmpl w:val="6516629C"/>
@@ -2999,19 +3303,22 @@
     </w:lvl>
   </w:abstractNum>
   <w:num w:numId="1" w16cid:durableId="1760446077">
+    <w:abstractNumId w:val="2"/>
+  </w:num>
+  <w:num w:numId="2" w16cid:durableId="1627856446">
+    <w:abstractNumId w:val="4"/>
+  </w:num>
+  <w:num w:numId="3" w16cid:durableId="861699954">
+    <w:abstractNumId w:val="5"/>
+  </w:num>
+  <w:num w:numId="4" w16cid:durableId="1164321057">
     <w:abstractNumId w:val="1"/>
   </w:num>
-  <w:num w:numId="2" w16cid:durableId="1627856446">
+  <w:num w:numId="5" w16cid:durableId="159194828">
     <w:abstractNumId w:val="3"/>
   </w:num>
-  <w:num w:numId="3" w16cid:durableId="861699954">
-    <w:abstractNumId w:val="4"/>
-  </w:num>
-  <w:num w:numId="4" w16cid:durableId="1164321057">
+  <w:num w:numId="6" w16cid:durableId="990452543">
     <w:abstractNumId w:val="0"/>
-  </w:num>
-  <w:num w:numId="5" w16cid:durableId="159194828">
-    <w:abstractNumId w:val="2"/>
   </w:num>
 </w:numbering>
 </file>
@@ -3619,7 +3926,6 @@
   <w:style w:type="character" w:default="1" w:styleId="DefaultParagraphFont">
     <w:name w:val="Default Paragraph Font"/>
     <w:uiPriority w:val="1"/>
-    <w:semiHidden/>
     <w:unhideWhenUsed/>
   </w:style>
   <w:style w:type="table" w:default="1" w:styleId="TableNormal">
